--- a/app/plantillas/SARGO 78179175-K/CONTRATO ATENDEDOR PT - Plazo Fijo.docx
+++ b/app/plantillas/SARGO 78179175-K/CONTRATO ATENDEDOR PT - Plazo Fijo.docx
@@ -1125,6 +1125,11 @@
             <w:vAlign w:val="bottom"/>
             <w:hideMark/>
           </w:tcPr>
+          <w:p>
+            <w:r>
+              <w:t xml:space="preserve">{CLAUSULAS_ADICIONALES}</w:t>
+            </w:r>
+          </w:p>
           <w:p>
             <w:r>
               <w:t>{RAZON_SOCIAL}</w:t>
@@ -2720,7 +2725,7 @@
     </a:clrScheme>
     <a:fontScheme name="Office">
       <a:majorFont>
-        <a:latin typeface="Aptos Display" panose="02110004020202020204"/>
+        <a:latin typeface="Courier New" panose="02110004020202020204"/>
         <a:ea typeface=""/>
         <a:cs typeface=""/>
         <a:font script="Jpan" typeface="游ゴシック Light"/>
@@ -2772,7 +2777,7 @@
         <a:font script="Tfng" typeface="Ebrima"/>
       </a:majorFont>
       <a:minorFont>
-        <a:latin typeface="Aptos" panose="02110004020202020204"/>
+        <a:latin typeface="Courier New" panose="02110004020202020204"/>
         <a:ea typeface=""/>
         <a:cs typeface=""/>
         <a:font script="Jpan" typeface="游明朝"/>

--- a/app/plantillas/SARGO 78179175-K/CONTRATO ATENDEDOR PT - Plazo Fijo.docx
+++ b/app/plantillas/SARGO 78179175-K/CONTRATO ATENDEDOR PT - Plazo Fijo.docx
@@ -3,6 +3,9 @@
 <w:document xmlns:wpc="http://schemas.microsoft.com/office/word/2010/wordprocessingCanvas" xmlns:cx="http://schemas.microsoft.com/office/drawing/2014/chartex" xmlns:cx1="http://schemas.microsoft.com/office/drawing/2015/9/8/chartex" xmlns:cx2="http://schemas.microsoft.com/office/drawing/2015/10/21/chartex" xmlns:cx3="http://schemas.microsoft.com/office/drawing/2016/5/9/chartex" xmlns:cx4="http://schemas.microsoft.com/office/drawing/2016/5/10/chartex" xmlns:cx5="http://schemas.microsoft.com/office/drawing/2016/5/11/chartex" xmlns:cx6="http://schemas.microsoft.com/office/drawing/2016/5/12/chartex" xmlns:cx7="http://schemas.microsoft.com/office/drawing/2016/5/13/chartex" xmlns:cx8="http://schemas.microsoft.com/office/drawing/2016/5/14/chartex" xmlns:mc="http://schemas.openxmlformats.org/markup-compatibility/2006" xmlns:aink="http://schemas.microsoft.com/office/drawing/2016/ink" xmlns:am3d="http://schemas.microsoft.com/office/drawing/2017/model3d" xmlns:o="urn:schemas-microsoft-com:office:office" xmlns:oel="http://schemas.microsoft.com/office/2019/extlst" xmlns:r="http://schemas.openxmlformats.org/officeDocument/2006/relationships" xmlns:m="http://schemas.openxmlformats.org/officeDocument/2006/math" xmlns:v="urn:schemas-microsoft-com:vml" xmlns:wp14="http://schemas.microsoft.com/office/word/2010/wordprocessingDrawing" xmlns:wp="http://schemas.openxmlformats.org/drawingml/2006/wordprocessingDrawing" xmlns:w10="urn:schemas-microsoft-com:office:word" xmlns:w="http://schemas.openxmlformats.org/wordprocessingml/2006/main" xmlns:w14="http://schemas.microsoft.com/office/word/2010/wordml" xmlns:w15="http://schemas.microsoft.com/office/word/2012/wordml" xmlns:w16cex="http://schemas.microsoft.com/office/word/2018/wordml/cex" xmlns:w16cid="http://schemas.microsoft.com/office/word/2016/wordml/cid" xmlns:w16="http://schemas.microsoft.com/office/word/2018/wordml" xmlns:w16du="http://schemas.microsoft.com/office/word/2023/wordml/word16du" xmlns:w16sdtdh="http://schemas.microsoft.com/office/word/2020/wordml/sdtdatahash" xmlns:w16sdtfl="http://schemas.microsoft.com/office/word/2024/wordml/sdtformatlock" xmlns:w16se="http://schemas.microsoft.com/office/word/2015/wordml/symex" xmlns:wpg="http://schemas.microsoft.com/office/word/2010/wordprocessingGroup" xmlns:wpi="http://schemas.microsoft.com/office/word/2010/wordprocessingInk" xmlns:wne="http://schemas.microsoft.com/office/word/2006/wordml" xmlns:wps="http://schemas.microsoft.com/office/word/2010/wordprocessingShape" mc:Ignorable="w14 w15 w16se w16cid w16 w16cex w16sdtdh w16sdtfl w16du wp14">
   <w:body>
     <w:p>
+      <w:pPr>
+        <w:jc w:val="center"/>
+      </w:pPr>
       <w:r>
         <w:rPr>
           <w:b/>
@@ -12,6 +15,9 @@
       </w:r>
     </w:p>
     <w:p>
+      <w:pPr>
+        <w:jc w:val="center"/>
+      </w:pPr>
       <w:r>
         <w:rPr>
           <w:b/>

--- a/app/plantillas/SARGO 78179175-K/CONTRATO ATENDEDOR PT - Plazo Fijo.docx
+++ b/app/plantillas/SARGO 78179175-K/CONTRATO ATENDEDOR PT - Plazo Fijo.docx
@@ -718,7 +718,7 @@
       </w:r>
       <w:r>
         <w:br/>
-        <w:t>2) Gratificación: Artículo 50 del Código del Trabajo (con tope de 4,75 Ingresos Mínimos Remuneracionales). </w:t>
+        <w:t>2) Gratificación: {GRATIFICACION_TEXTO}. </w:t>
       </w:r>
       <w:r>
         <w:br/>

--- a/app/plantillas/SARGO 78179175-K/CONTRATO ATENDEDOR PT - Plazo Fijo.docx
+++ b/app/plantillas/SARGO 78179175-K/CONTRATO ATENDEDOR PT - Plazo Fijo.docx
@@ -50,7 +50,7 @@
         <w:rPr>
           <w:lang w:val="es-ES"/>
         </w:rPr>
-        <w:t>En Curauma, a {FECHA_INICIO_CONTRATO}, entre {RAZON_SOCIAL},  Rol Único Tributario N.º {RUT_EMPRESA}, representada por don {NOMBRE_REP_LEGAL}, cédula nacional de identidad N.º{RUT_REP_LEGAL}, correo electrónico {EMAIL_EMPRESA}, todos con domicilio para estos efectos en {DIRECCION_EMPRESA}, en adelante “El Empleador”; y don {NOMBRE_EMPLEADO}, chileno, cédula nacional de identidad N.º {RUT_EMPLEADO}, correo electrónico {EMAILPERSONAL_EMPLEADO}, de nacionalidad {NACIONALIDAD_EMPLEADO}, con domicilio para estos efectos en {DIRECCION_EMPLEADO} en adelante “El Trabajador”, se ha convenido el siguiente contrato de trabajo:</w:t>
+        <w:t>En {CIUDAD_FIRMA}, a {FECHA_INICIO_CONTRATO}, entre {RAZON_SOCIAL},  Rol Único Tributario N.º {RUT_EMPRESA}, representada por don {NOMBRE_REP_LEGAL}, cédula nacional de identidad N.º{RUT_REP_LEGAL}, correo electrónico {EMAIL_EMPRESA}, todos con domicilio para estos efectos en {DIRECCION_EMPRESA}, en adelante “El Empleador”; y don {NOMBRE_EMPLEADO}, cédula nacional de identidad N.º {RUT_EMPLEADO}, correo electrónico {EMAILPERSONAL_EMPLEADO}, de nacionalidad {NACIONALIDAD_EMPLEADO}, con domicilio para estos efectos en {DIRECCION_EMPLEADO} en adelante “El Trabajador”, se ha convenido el siguiente contrato de trabajo:</w:t>
       </w:r>
       <w:r>
         <w:t> </w:t>
@@ -722,7 +722,7 @@
       </w:r>
       <w:r>
         <w:br/>
-        <w:t>3) Asignación de Perdida de Caja: $ 3.000 Tres Mil.</w:t>
+        <w:t>3) Asignación de Pérdida de Caja: {ASIGNACION_CAJA_TEXTO}.</w:t>
       </w:r>
       <w:r>
         <w:rPr>

--- a/app/plantillas/SARGO 78179175-K/CONTRATO ATENDEDOR PT - Plazo Fijo.docx
+++ b/app/plantillas/SARGO 78179175-K/CONTRATO ATENDEDOR PT - Plazo Fijo.docx
@@ -396,7 +396,7 @@
         <w:t>TERCERO</w:t>
       </w:r>
       <w:r>
-        <w:t>: Según lo dispone el numeral 2 del artículo 38 del Código del Trabajo, la jornada de trabajo será de 30 horas semanales, distribuidas conforme a los siguientes turnos que se informan a continuación:   </w:t>
+        <w:t>: Según lo dispone el numeral 2 del artículo 38 del Código del Trabajo, la jornada de trabajo será de {HORAS_SEMANALES} horas semanales, distribuidas conforme a los siguientes turnos que se informan a continuación:   </w:t>
       </w:r>
     </w:p>
     <w:p>

--- a/app/plantillas/SARGO 78179175-K/CONTRATO ATENDEDOR PT - Plazo Fijo.docx
+++ b/app/plantillas/SARGO 78179175-K/CONTRATO ATENDEDOR PT - Plazo Fijo.docx
@@ -393,10 +393,21 @@
           <w:b/>
           <w:bCs/>
         </w:rPr>
-        <w:t>TERCERO</w:t>
-      </w:r>
-      <w:r>
-        <w:t>: Según lo dispone el numeral 2 del artículo 38 del Código del Trabajo, la jornada de trabajo será de {HORAS_SEMANALES} horas semanales, distribuidas conforme a los siguientes turnos que se informan a continuación:   </w:t>
+        <w:t xml:space="preserve">TERCERO: REMUNERACIÓN Y ASIGNACIONES. 1) Sueldo Base: ${SUELDO_BASE} ({SUELDO_BASE_PALABRA}).2) Gratificación: {GRATIFICACION_TEXTO}. 3) Asignación de Pérdida de Caja: {ASIGNACION_CAJA_TEXTO}.4) Asignación de Movilización: ${ASIGNACION_MOVILIZACION}, ({ASIGNACION_MOVILIZACION_PALABRA}).5) Asignación de Colación: ${ASIGNACION_COLACION}, ({ASIGNACION_COLACION_PALABRA}).</w:t>
+      </w:r>
+    </w:p>
+    <w:p>
+      <w:r>
+        <w:t> </w:t>
+      </w:r>
+    </w:p>
+    <w:p>
+      <w:r>
+        <w:rPr>
+          <w:b/>
+          <w:bCs/>
+        </w:rPr>
+        <w:t xml:space="preserve">CUARTO: Según lo dispone el numeral 2 del artículo 38 del Código del Trabajo, la jornada de trabajo será de {HORAS_SEMANALES} horas semanales, distribuidas conforme a los siguientes turnos que se informan a continuación:</w:t>
       </w:r>
     </w:p>
     <w:p>
@@ -690,52 +701,7 @@
           <w:b/>
           <w:bCs/>
         </w:rPr>
-        <w:t>CUARTO</w:t>
-      </w:r>
-      <w:r>
-        <w:t>: Queda estrictamente prohibido al trabajador, cumplir funciones en horas extraordinarias sin autorización escrita del empleador. </w:t>
-      </w:r>
-    </w:p>
-    <w:p>
-      <w:r>
-        <w:t> </w:t>
-      </w:r>
-    </w:p>
-    <w:p>
-      <w:r>
-        <w:rPr>
-          <w:b/>
-          <w:bCs/>
-        </w:rPr>
-        <w:t>QUINTO:</w:t>
-      </w:r>
-      <w:r>
-        <w:t xml:space="preserve"> REMUNERACIÓN Y ASIGNACIONES. </w:t>
-      </w:r>
-      <w:r>
-        <w:br/>
-        <w:t>1) Sueldo Base: ${SUELDO_BASE} ({SUELDO_BASE_PALABRA}).</w:t>
-      </w:r>
-      <w:r>
-        <w:br/>
-        <w:t>2) Gratificación: {GRATIFICACION_TEXTO}. </w:t>
-      </w:r>
-      <w:r>
-        <w:br/>
-        <w:t>3) Asignación de Pérdida de Caja: {ASIGNACION_CAJA_TEXTO}.</w:t>
-      </w:r>
-      <w:r>
-        <w:rPr>
-          <w:u w:val="single"/>
-        </w:rPr>
-        <w:br/>
-      </w:r>
-      <w:r>
-        <w:t>4) Asignación de Movilización: ${ASIGNACION_MOVILIZACION}, ({ASIGNACION_MOVILIZACION_PALABRA}).</w:t>
-      </w:r>
-      <w:r>
-        <w:br/>
-        <w:t>5) Asignación de Colación: ${ASIGNACION_COLACION}, ({ASIGNACION_COLACION_PALABRA}). </w:t>
+        <w:t xml:space="preserve">QUINTO: Queda estrictamente prohibido al trabajador, cumplir funciones en horas extraordinarias sin autorización escrita del empleador.</w:t>
       </w:r>
     </w:p>
     <w:p>
